--- a/document-templates/content-creator/04_Proof_of_Funds_ContentCreator_EXAMPLE.docx
+++ b/document-templates/content-creator/04_Proof_of_Funds_ContentCreator_EXAMPLE.docx
@@ -506,7 +506,38 @@
         <w:rPr>
           <w:rFonts w:ascii="Arial" w:cs="Arial" w:eastAsia="Arial" w:hAnsi="Arial"/>
         </w:rPr>
-        <w:t xml:space="preserve">[Statement image inserted here — Danske Bank savings, DKK 214,600, 28 February 2026]</w:t>
+        <w:drawing>
+          <wp:inline xmlns:a="http://schemas.openxmlformats.org/drawingml/2006/main" xmlns:pic="http://schemas.openxmlformats.org/drawingml/2006/picture">
+            <wp:extent cx="5303520" cy="3621916"/>
+            <wp:docPr id="1" name="Picture 1"/>
+            <wp:cNvGraphicFramePr>
+              <a:graphicFrameLocks noChangeAspect="1"/>
+            </wp:cNvGraphicFramePr>
+            <a:graphic>
+              <a:graphicData uri="http://schemas.openxmlformats.org/drawingml/2006/picture">
+                <pic:pic>
+                  <pic:nvPicPr>
+                    <pic:cNvPr id="0" name="bank-danske-emma.png"/>
+                    <pic:cNvPicPr/>
+                  </pic:nvPicPr>
+                  <pic:blipFill>
+                    <a:blip r:embed="rId8"/>
+                    <a:stretch>
+                      <a:fillRect/>
+                    </a:stretch>
+                  </pic:blipFill>
+                  <pic:spPr>
+                    <a:xfrm>
+                      <a:off x="0" y="0"/>
+                      <a:ext cx="5303520" cy="3621916"/>
+                    </a:xfrm>
+                    <a:prstGeom prst="rect"/>
+                  </pic:spPr>
+                </pic:pic>
+              </a:graphicData>
+            </a:graphic>
+          </wp:inline>
+        </w:drawing>
       </w:r>
     </w:p>
     <w:p>
@@ -1030,7 +1061,75 @@
         <w:rPr>
           <w:rFonts w:ascii="Arial" w:cs="Arial" w:eastAsia="Arial" w:hAnsi="Arial"/>
         </w:rPr>
-        <w:t xml:space="preserve">[AdSense dashboard image and Nordic Outdoor Co. contract/invoice/deposit images inserted here]</w:t>
+        <w:drawing>
+          <wp:inline xmlns:a="http://schemas.openxmlformats.org/drawingml/2006/main" xmlns:pic="http://schemas.openxmlformats.org/drawingml/2006/picture">
+            <wp:extent cx="3291840" cy="1901952"/>
+            <wp:docPr id="2" name="Picture 2"/>
+            <wp:cNvGraphicFramePr>
+              <a:graphicFrameLocks noChangeAspect="1"/>
+            </wp:cNvGraphicFramePr>
+            <a:graphic>
+              <a:graphicData uri="http://schemas.openxmlformats.org/drawingml/2006/picture">
+                <pic:pic>
+                  <pic:nvPicPr>
+                    <pic:cNvPr id="0" name="adsense-emma.png"/>
+                    <pic:cNvPicPr/>
+                  </pic:nvPicPr>
+                  <pic:blipFill>
+                    <a:blip r:embed="rId9"/>
+                    <a:stretch>
+                      <a:fillRect/>
+                    </a:stretch>
+                  </pic:blipFill>
+                  <pic:spPr>
+                    <a:xfrm>
+                      <a:off x="0" y="0"/>
+                      <a:ext cx="3291840" cy="1901952"/>
+                    </a:xfrm>
+                    <a:prstGeom prst="rect"/>
+                  </pic:spPr>
+                </pic:pic>
+              </a:graphicData>
+            </a:graphic>
+          </wp:inline>
+        </w:drawing>
+      </w:r>
+      <w:r>
+        <w:br/>
+      </w:r>
+      <w:r>
+        <w:drawing>
+          <wp:inline xmlns:a="http://schemas.openxmlformats.org/drawingml/2006/main" xmlns:pic="http://schemas.openxmlformats.org/drawingml/2006/picture">
+            <wp:extent cx="3291840" cy="1926931"/>
+            <wp:docPr id="3" name="Picture 3"/>
+            <wp:cNvGraphicFramePr>
+              <a:graphicFrameLocks noChangeAspect="1"/>
+            </wp:cNvGraphicFramePr>
+            <a:graphic>
+              <a:graphicData uri="http://schemas.openxmlformats.org/drawingml/2006/picture">
+                <pic:pic>
+                  <pic:nvPicPr>
+                    <pic:cNvPr id="0" name="invoice-nordicoutdoor-emma.png"/>
+                    <pic:cNvPicPr/>
+                  </pic:nvPicPr>
+                  <pic:blipFill>
+                    <a:blip r:embed="rId10"/>
+                    <a:stretch>
+                      <a:fillRect/>
+                    </a:stretch>
+                  </pic:blipFill>
+                  <pic:spPr>
+                    <a:xfrm>
+                      <a:off x="0" y="0"/>
+                      <a:ext cx="3291840" cy="1926931"/>
+                    </a:xfrm>
+                    <a:prstGeom prst="rect"/>
+                  </pic:spPr>
+                </pic:pic>
+              </a:graphicData>
+            </a:graphic>
+          </wp:inline>
+        </w:drawing>
       </w:r>
     </w:p>
     <w:p>

--- a/document-templates/content-creator/04_Proof_of_Funds_ContentCreator_EXAMPLE.docx
+++ b/document-templates/content-creator/04_Proof_of_Funds_ContentCreator_EXAMPLE.docx
@@ -11,6 +11,8 @@
           <w:rFonts w:ascii="Arial" w:cs="Arial" w:eastAsia="Arial" w:hAnsi="Arial"/>
           <w:b/>
           <w:bCs/>
+          <w:color w:val="1F3864"/>
+          <w:sz w:val="32"/>
         </w:rPr>
         <w:t xml:space="preserve">Proof of Funds</w:t>
       </w:r>
@@ -43,6 +45,9 @@
       <w:r>
         <w:rPr>
           <w:rFonts w:ascii="Arial" w:cs="Arial" w:eastAsia="Arial" w:hAnsi="Arial"/>
+          <w:b/>
+          <w:color w:val="1F3864"/>
+          <w:sz w:val="26"/>
         </w:rPr>
         <w:t xml:space="preserve">Applicant</w:t>
       </w:r>
@@ -260,6 +265,9 @@
       <w:r>
         <w:rPr>
           <w:rFonts w:ascii="Arial" w:cs="Arial" w:eastAsia="Arial" w:hAnsi="Arial"/>
+          <w:b/>
+          <w:color w:val="1F3864"/>
+          <w:sz w:val="26"/>
         </w:rPr>
         <w:t xml:space="preserve">Section A — Personal Funds</w:t>
       </w:r>
@@ -547,6 +555,9 @@
       <w:r>
         <w:rPr>
           <w:rFonts w:ascii="Arial" w:cs="Arial" w:eastAsia="Arial" w:hAnsi="Arial"/>
+          <w:b/>
+          <w:color w:val="1F3864"/>
+          <w:sz w:val="26"/>
         </w:rPr>
         <w:t xml:space="preserve">Section B — Creator Income</w:t>
       </w:r>
@@ -1139,6 +1150,9 @@
       <w:r>
         <w:rPr>
           <w:rFonts w:ascii="Arial" w:cs="Arial" w:eastAsia="Arial" w:hAnsi="Arial"/>
+          <w:b/>
+          <w:color w:val="1F3864"/>
+          <w:sz w:val="26"/>
         </w:rPr>
         <w:t xml:space="preserve">Funds Summary</w:t>
       </w:r>
@@ -1479,6 +1493,9 @@
       <w:r>
         <w:rPr>
           <w:rFonts w:ascii="Arial" w:cs="Arial" w:eastAsia="Arial" w:hAnsi="Arial"/>
+          <w:b/>
+          <w:color w:val="1F3864"/>
+          <w:sz w:val="26"/>
         </w:rPr>
         <w:t xml:space="preserve">Appendices</w:t>
       </w:r>
@@ -1565,6 +1582,9 @@
       <w:r>
         <w:rPr>
           <w:rFonts w:ascii="Arial" w:cs="Arial" w:eastAsia="Arial" w:hAnsi="Arial"/>
+          <w:b/>
+          <w:color w:val="1F3864"/>
+          <w:sz w:val="26"/>
         </w:rPr>
         <w:t xml:space="preserve">Declaration</w:t>
       </w:r>

--- a/document-templates/content-creator/04_Proof_of_Funds_ContentCreator_EXAMPLE.docx
+++ b/document-templates/content-creator/04_Proof_of_Funds_ContentCreator_EXAMPLE.docx
@@ -280,31 +280,27 @@
         <w:rPr>
           <w:rFonts w:ascii="Arial" w:cs="Arial" w:eastAsia="Arial" w:hAnsi="Arial"/>
         </w:rPr>
-        <w:t xml:space="preserve">I hold personal funds totalling </w:t>
-      </w:r>
-      <w:r>
-        <w:rPr>
-          <w:rFonts w:ascii="Arial" w:cs="Arial" w:eastAsia="Arial" w:hAnsi="Arial"/>
-        </w:rPr>
-        <w:t xml:space="preserve">DKK 214,600 (≈ £24,300)</w:t>
-      </w:r>
-      <w:r>
-        <w:rPr>
-          <w:rFonts w:ascii="Arial" w:cs="Arial" w:eastAsia="Arial" w:hAnsi="Arial"/>
-        </w:rPr>
-        <w:t xml:space="preserve"> as at </w:t>
-      </w:r>
-      <w:r>
-        <w:rPr>
-          <w:rFonts w:ascii="Arial" w:cs="Arial" w:eastAsia="Arial" w:hAnsi="Arial"/>
-        </w:rPr>
-        <w:t xml:space="preserve">28 February 2026</w:t>
-      </w:r>
-      <w:r>
-        <w:rPr>
-          <w:rFonts w:ascii="Arial" w:cs="Arial" w:eastAsia="Arial" w:hAnsi="Arial"/>
-        </w:rPr>
-        <w:t xml:space="preserve">:</w:t>
+        <w:t>I hold personal funds totalling $31,100.00 as at 28 February 2026:</w:t>
+      </w:r>
+      <w:r>
+        <w:rPr>
+          <w:rFonts w:ascii="Arial" w:cs="Arial" w:eastAsia="Arial" w:hAnsi="Arial"/>
+        </w:rPr>
+      </w:r>
+      <w:r>
+        <w:rPr>
+          <w:rFonts w:ascii="Arial" w:cs="Arial" w:eastAsia="Arial" w:hAnsi="Arial"/>
+        </w:rPr>
+      </w:r>
+      <w:r>
+        <w:rPr>
+          <w:rFonts w:ascii="Arial" w:cs="Arial" w:eastAsia="Arial" w:hAnsi="Arial"/>
+        </w:rPr>
+      </w:r>
+      <w:r>
+        <w:rPr>
+          <w:rFonts w:ascii="Arial" w:cs="Arial" w:eastAsia="Arial" w:hAnsi="Arial"/>
+        </w:rPr>
       </w:r>
     </w:p>
     <w:tbl>
@@ -500,7 +496,7 @@
               <w:rPr>
                 <w:rFonts w:ascii="Arial" w:cs="Arial" w:eastAsia="Arial" w:hAnsi="Arial"/>
               </w:rPr>
-              <w:t xml:space="preserve">DKK 214,600</w:t>
+              <w:t>$31,100.00</w:t>
             </w:r>
           </w:p>
         </w:tc>
@@ -511,13 +507,10 @@
         <w:spacing w:after="120"/>
       </w:pPr>
       <w:r>
-        <w:rPr>
-          <w:rFonts w:ascii="Arial" w:cs="Arial" w:eastAsia="Arial" w:hAnsi="Arial"/>
-        </w:rPr>
         <w:drawing>
           <wp:inline xmlns:a="http://schemas.openxmlformats.org/drawingml/2006/main" xmlns:pic="http://schemas.openxmlformats.org/drawingml/2006/picture">
             <wp:extent cx="5303520" cy="3621916"/>
-            <wp:docPr id="1" name="Picture 1"/>
+            <wp:docPr id="4" name="Picture 4"/>
             <wp:cNvGraphicFramePr>
               <a:graphicFrameLocks noChangeAspect="1"/>
             </wp:cNvGraphicFramePr>
@@ -529,7 +522,7 @@
                     <pic:cNvPicPr/>
                   </pic:nvPicPr>
                   <pic:blipFill>
-                    <a:blip r:embed="rId8"/>
+                    <a:blip r:embed="rId11"/>
                     <a:stretch>
                       <a:fillRect/>
                     </a:stretch>
@@ -798,7 +791,7 @@
               <w:rPr>
                 <w:rFonts w:ascii="Arial" w:cs="Arial" w:eastAsia="Arial" w:hAnsi="Arial"/>
               </w:rPr>
-              <w:t xml:space="preserve">DKK 67,300</w:t>
+              <w:t>$9,750.00</w:t>
             </w:r>
           </w:p>
         </w:tc>
@@ -915,7 +908,7 @@
               <w:rPr>
                 <w:rFonts w:ascii="Arial" w:cs="Arial" w:eastAsia="Arial" w:hAnsi="Arial"/>
               </w:rPr>
-              <w:t xml:space="preserve">DKK 85,000</w:t>
+              <w:t>$12,300.00</w:t>
             </w:r>
           </w:p>
         </w:tc>
@@ -1030,7 +1023,7 @@
               <w:rPr>
                 <w:rFonts w:ascii="Arial" w:cs="Arial" w:eastAsia="Arial" w:hAnsi="Arial"/>
               </w:rPr>
-              <w:t xml:space="preserve">DKK 15,000/month</w:t>
+              <w:t>$2,150.00/month</w:t>
             </w:r>
           </w:p>
         </w:tc>
@@ -1069,13 +1062,10 @@
         <w:spacing w:after="120"/>
       </w:pPr>
       <w:r>
-        <w:rPr>
-          <w:rFonts w:ascii="Arial" w:cs="Arial" w:eastAsia="Arial" w:hAnsi="Arial"/>
-        </w:rPr>
         <w:drawing>
           <wp:inline xmlns:a="http://schemas.openxmlformats.org/drawingml/2006/main" xmlns:pic="http://schemas.openxmlformats.org/drawingml/2006/picture">
             <wp:extent cx="3291840" cy="1901952"/>
-            <wp:docPr id="2" name="Picture 2"/>
+            <wp:docPr id="5" name="Picture 5"/>
             <wp:cNvGraphicFramePr>
               <a:graphicFrameLocks noChangeAspect="1"/>
             </wp:cNvGraphicFramePr>
@@ -1087,7 +1077,7 @@
                     <pic:cNvPicPr/>
                   </pic:nvPicPr>
                   <pic:blipFill>
-                    <a:blip r:embed="rId9"/>
+                    <a:blip r:embed="rId12"/>
                     <a:stretch>
                       <a:fillRect/>
                     </a:stretch>
@@ -1107,12 +1097,10 @@
       </w:r>
       <w:r>
         <w:br/>
-      </w:r>
-      <w:r>
         <w:drawing>
           <wp:inline xmlns:a="http://schemas.openxmlformats.org/drawingml/2006/main" xmlns:pic="http://schemas.openxmlformats.org/drawingml/2006/picture">
             <wp:extent cx="3291840" cy="1926931"/>
-            <wp:docPr id="3" name="Picture 3"/>
+            <wp:docPr id="6" name="Picture 6"/>
             <wp:cNvGraphicFramePr>
               <a:graphicFrameLocks noChangeAspect="1"/>
             </wp:cNvGraphicFramePr>
@@ -1124,7 +1112,7 @@
                     <pic:cNvPicPr/>
                   </pic:nvPicPr>
                   <pic:blipFill>
-                    <a:blip r:embed="rId10"/>
+                    <a:blip r:embed="rId13"/>
                     <a:stretch>
                       <a:fillRect/>
                     </a:stretch>
@@ -1322,7 +1310,7 @@
               <w:rPr>
                 <w:rFonts w:ascii="Arial" w:cs="Arial" w:eastAsia="Arial" w:hAnsi="Arial"/>
               </w:rPr>
-              <w:t xml:space="preserve">DKK 214,600</w:t>
+              <w:t>$31,100.00</w:t>
             </w:r>
           </w:p>
         </w:tc>
@@ -1350,7 +1338,7 @@
               <w:rPr>
                 <w:rFonts w:ascii="Arial" w:cs="Arial" w:eastAsia="Arial" w:hAnsi="Arial"/>
               </w:rPr>
-              <w:t xml:space="preserve">THB 1,072,000</w:t>
+              <w:t>THB 1,072,950</w:t>
             </w:r>
           </w:p>
         </w:tc>
@@ -1416,7 +1404,7 @@
                 <w:b/>
                 <w:bCs/>
               </w:rPr>
-              <w:t xml:space="preserve">DKK 214,600</w:t>
+              <w:t>$31,100.00</w:t>
             </w:r>
           </w:p>
         </w:tc>
@@ -1447,7 +1435,7 @@
                 <w:b/>
                 <w:bCs/>
               </w:rPr>
-              <w:t xml:space="preserve">THB 1,072,000</w:t>
+              <w:t>THB 1,072,950</w:t>
             </w:r>
           </w:p>
         </w:tc>
@@ -1473,7 +1461,7 @@
           <w:sz w:val="18"/>
           <w:szCs w:val="18"/>
         </w:rPr>
-        <w:t xml:space="preserve">1 GBP = 42.45 THB (mid-market, 1 March 2026)</w:t>
+        <w:t>1 USD = 34.50 THB (mid-market, 1 March 2026)</w:t>
       </w:r>
       <w:r>
         <w:rPr>
@@ -1545,13 +1533,12 @@
         <w:rPr>
           <w:rFonts w:ascii="Arial" w:cs="Arial" w:eastAsia="Arial" w:hAnsi="Arial"/>
         </w:rPr>
-        <w:t xml:space="preserve">Appendix B: </w:t>
-      </w:r>
-      <w:r>
-        <w:rPr>
-          <w:rFonts w:ascii="Arial" w:cs="Arial" w:eastAsia="Arial" w:hAnsi="Arial"/>
-        </w:rPr>
-        <w:t xml:space="preserve">payslips and dividend declarations</w:t>
+        <w:t>Appendix B: AdSense and platform revenue statements</w:t>
+      </w:r>
+      <w:r>
+        <w:rPr>
+          <w:rFonts w:ascii="Arial" w:cs="Arial" w:eastAsia="Arial" w:hAnsi="Arial"/>
+        </w:rPr>
       </w:r>
     </w:p>
     <w:p>
@@ -1566,13 +1553,12 @@
         <w:rPr>
           <w:rFonts w:ascii="Arial" w:cs="Arial" w:eastAsia="Arial" w:hAnsi="Arial"/>
         </w:rPr>
-        <w:t xml:space="preserve">Appendix C: company/business account statements</w:t>
-      </w:r>
-      <w:r>
-        <w:rPr>
-          <w:rFonts w:ascii="Arial" w:cs="Arial" w:eastAsia="Arial" w:hAnsi="Arial"/>
-        </w:rPr>
-        <w:t xml:space="preserve"> — Wong Media Ltd and Bright Loop Ltd</w:t>
+        <w:t>Appendix C: brand partner contracts and invoices</w:t>
+      </w:r>
+      <w:r>
+        <w:rPr>
+          <w:rFonts w:ascii="Arial" w:cs="Arial" w:eastAsia="Arial" w:hAnsi="Arial"/>
+        </w:rPr>
       </w:r>
     </w:p>
     <w:p>
